--- a/docs/GUIDE.docx
+++ b/docs/GUIDE.docx
@@ -3418,7 +3418,7 @@
         <w:rPr>
           <w:rStyle w:val="CommentTok"/>
         </w:rPr>
-        <w:t xml:space="preserve"># offline GFA pipeline seeing</w:t>
+        <w:t xml:space="preserve"># free -- straight from the bulk exposure.exposure query:</w:t>
       </w:r>
       <w:r>
         <w:br/>
@@ -3433,6 +3433,99 @@
         <w:rPr>
           <w:rStyle w:val="StringTok"/>
         </w:rPr>
+        <w:t xml:space="preserve">"airmass"</w:t>
+      </w:r>
+      <w:r>
+        <w:rPr>
+          <w:rStyle w:val="NormalTok"/>
+        </w:rPr>
+        <w:t xml:space="preserve">: </w:t>
+      </w:r>
+      <w:r>
+        <w:rPr>
+          <w:rStyle w:val="StringTok"/>
+        </w:rPr>
+        <w:t xml:space="preserve">"db_row.airmass"</w:t>
+      </w:r>
+      <w:r>
+        <w:rPr>
+          <w:rStyle w:val="NormalTok"/>
+        </w:rPr>
+        <w:t xml:space="preserve">,  </w:t>
+      </w:r>
+      <w:r>
+        <w:rPr>
+          <w:rStyle w:val="CommentTok"/>
+        </w:rPr>
+        <w:t xml:space="preserve"># a flat column</w:t>
+      </w:r>
+      <w:r>
+        <w:br/>
+      </w:r>
+      <w:r>
+        <w:rPr>
+          <w:rStyle w:val="NormalTok"/>
+        </w:rPr>
+        <w:t xml:space="preserve">        </w:t>
+      </w:r>
+      <w:r>
+        <w:rPr>
+          <w:rStyle w:val="StringTok"/>
+        </w:rPr>
+        <w:t xml:space="preserve">"air_temp"</w:t>
+      </w:r>
+      <w:r>
+        <w:rPr>
+          <w:rStyle w:val="NormalTok"/>
+        </w:rPr>
+        <w:t xml:space="preserve">: </w:t>
+      </w:r>
+      <w:r>
+        <w:rPr>
+          <w:rStyle w:val="StringTok"/>
+        </w:rPr>
+        <w:t xml:space="preserve">"db_row.telescope['air_temp']"</w:t>
+      </w:r>
+      <w:r>
+        <w:rPr>
+          <w:rStyle w:val="NormalTok"/>
+        </w:rPr>
+        <w:t xml:space="preserve">,  </w:t>
+      </w:r>
+      <w:r>
+        <w:rPr>
+          <w:rStyle w:val="CommentTok"/>
+        </w:rPr>
+        <w:t xml:space="preserve"># jsonb value</w:t>
+      </w:r>
+      <w:r>
+        <w:br/>
+      </w:r>
+      <w:r>
+        <w:rPr>
+          <w:rStyle w:val="NormalTok"/>
+        </w:rPr>
+        <w:t xml:space="preserve">        </w:t>
+      </w:r>
+      <w:r>
+        <w:rPr>
+          <w:rStyle w:val="CommentTok"/>
+        </w:rPr>
+        <w:t xml:space="preserve"># one lookup per exposure:</w:t>
+      </w:r>
+      <w:r>
+        <w:br/>
+      </w:r>
+      <w:r>
+        <w:rPr>
+          <w:rStyle w:val="NormalTok"/>
+        </w:rPr>
+        <w:t xml:space="preserve">        </w:t>
+      </w:r>
+      <w:r>
+        <w:rPr>
+          <w:rStyle w:val="StringTok"/>
+        </w:rPr>
         <w:t xml:space="preserve">"seeing_gfa"</w:t>
       </w:r>
       <w:r>
@@ -3451,7 +3544,13 @@
         <w:rPr>
           <w:rStyle w:val="NormalTok"/>
         </w:rPr>
-        <w:t xml:space="preserve">,</w:t>
+        <w:t xml:space="preserve">,  </w:t>
+      </w:r>
+      <w:r>
+        <w:rPr>
+          <w:rStyle w:val="CommentTok"/>
+        </w:rPr>
+        <w:t xml:space="preserve"># offline GFA summary</w:t>
       </w:r>
       <w:r>
         <w:br/>
@@ -3464,6 +3563,30 @@
       </w:r>
       <w:r>
         <w:rPr>
+          <w:rStyle w:val="StringTok"/>
+        </w:rPr>
+        <w:t xml:space="preserve">"etc_fracb"</w:t>
+      </w:r>
+      <w:r>
+        <w:rPr>
+          <w:rStyle w:val="NormalTok"/>
+        </w:rPr>
+        <w:t xml:space="preserve">: </w:t>
+      </w:r>
+      <w:r>
+        <w:rPr>
+          <w:rStyle w:val="StringTok"/>
+        </w:rPr>
+        <w:t xml:space="preserve">"header.ETCFRACB"</w:t>
+      </w:r>
+      <w:r>
+        <w:rPr>
+          <w:rStyle w:val="NormalTok"/>
+        </w:rPr>
+        <w:t xml:space="preserve">,  </w:t>
+      </w:r>
+      <w:r>
+        <w:rPr>
           <w:rStyle w:val="CommentTok"/>
         </w:rPr>
         <w:t xml:space="preserve"># a FITS header key</w:t>
@@ -3479,9 +3602,24 @@
       </w:r>
       <w:r>
         <w:rPr>
+          <w:rStyle w:val="CommentTok"/>
+        </w:rPr>
+        <w:t xml:space="preserve"># a callable spec -- arbitrary Python per exposure:</w:t>
+      </w:r>
+      <w:r>
+        <w:br/>
+      </w:r>
+      <w:r>
+        <w:rPr>
+          <w:rStyle w:val="NormalTok"/>
+        </w:rPr>
+        <w:t xml:space="preserve">        </w:t>
+      </w:r>
+      <w:r>
+        <w:rPr>
           <w:rStyle w:val="StringTok"/>
         </w:rPr>
-        <w:t xml:space="preserve">"etc_fracb"</w:t>
+        <w:t xml:space="preserve">"hex_focus"</w:t>
       </w:r>
       <w:r>
         <w:rPr>
@@ -3491,15 +3629,63 @@
       </w:r>
       <w:r>
         <w:rPr>
+          <w:rStyle w:val="KeywordTok"/>
+        </w:rPr>
+        <w:t xml:space="preserve">lambda</w:t>
+      </w:r>
+      <w:r>
+        <w:rPr>
+          <w:rStyle w:val="NormalTok"/>
+        </w:rPr>
+        <w:t xml:space="preserve"> e: </w:t>
+      </w:r>
+      <w:r>
+        <w:rPr>
+          <w:rStyle w:val="BuiltInTok"/>
+        </w:rPr>
+        <w:t xml:space="preserve">float</w:t>
+      </w:r>
+      <w:r>
+        <w:rPr>
+          <w:rStyle w:val="NormalTok"/>
+        </w:rPr>
+        <w:t xml:space="preserve">(e.header[</w:t>
+      </w:r>
+      <w:r>
+        <w:rPr>
           <w:rStyle w:val="StringTok"/>
         </w:rPr>
-        <w:t xml:space="preserve">"header.ETCFRACB"</w:t>
-      </w:r>
-      <w:r>
-        <w:rPr>
-          <w:rStyle w:val="NormalTok"/>
-        </w:rPr>
-        <w:t xml:space="preserve">,</w:t>
+        <w:t xml:space="preserve">"HEXPOS"</w:t>
+      </w:r>
+      <w:r>
+        <w:rPr>
+          <w:rStyle w:val="NormalTok"/>
+        </w:rPr>
+        <w:t xml:space="preserve">].split(</w:t>
+      </w:r>
+      <w:r>
+        <w:rPr>
+          <w:rStyle w:val="StringTok"/>
+        </w:rPr>
+        <w:t xml:space="preserve">","</w:t>
+      </w:r>
+      <w:r>
+        <w:rPr>
+          <w:rStyle w:val="NormalTok"/>
+        </w:rPr>
+        <w:t xml:space="preserve">)[</w:t>
+      </w:r>
+      <w:r>
+        <w:rPr>
+          <w:rStyle w:val="DecValTok"/>
+        </w:rPr>
+        <w:t xml:space="preserve">2</w:t>
+      </w:r>
+      <w:r>
+        <w:rPr>
+          <w:rStyle w:val="NormalTok"/>
+        </w:rPr>
+        <w:t xml:space="preserve">])</w:t>
       </w:r>
       <w:r>
         <w:br/>
@@ -3508,13 +3694,79 @@
         <w:rPr>
           <w:rStyle w:val="NormalTok"/>
         </w:rPr>
-        <w:t xml:space="preserve">        </w:t>
+        <w:t xml:space="preserve">    },</w:t>
+      </w:r>
+      <w:r>
+        <w:br/>
+      </w:r>
+      <w:r>
+        <w:rPr>
+          <w:rStyle w:val="NormalTok"/>
+        </w:rPr>
+        <w:t xml:space="preserve">    params</w:t>
+      </w:r>
+      <w:r>
+        <w:rPr>
+          <w:rStyle w:val="OperatorTok"/>
+        </w:rPr>
+        <w:t xml:space="preserve">=</w:t>
+      </w:r>
+      <w:r>
+        <w:rPr>
+          <w:rStyle w:val="NormalTok"/>
+        </w:rPr>
+        <w:t xml:space="preserve">(</w:t>
+      </w:r>
+      <w:r>
+        <w:rPr>
+          <w:rStyle w:val="DecValTok"/>
+        </w:rPr>
+        <w:t xml:space="preserve">20260101</w:t>
+      </w:r>
+      <w:r>
+        <w:rPr>
+          <w:rStyle w:val="NormalTok"/>
+        </w:rPr>
+        <w:t xml:space="preserve">, </w:t>
+      </w:r>
+      <w:r>
+        <w:rPr>
+          <w:rStyle w:val="DecValTok"/>
+        </w:rPr>
+        <w:t xml:space="preserve">20260701</w:t>
+      </w:r>
+      <w:r>
+        <w:rPr>
+          <w:rStyle w:val="NormalTok"/>
+        </w:rPr>
+        <w:t xml:space="preserve">, </w:t>
+      </w:r>
+      <w:r>
+        <w:rPr>
+          <w:rStyle w:val="StringTok"/>
+        </w:rPr>
+        <w:t xml:space="preserve">"dark"</w:t>
+      </w:r>
+      <w:r>
+        <w:rPr>
+          <w:rStyle w:val="NormalTok"/>
+        </w:rPr>
+        <w:t xml:space="preserve">),</w:t>
+      </w:r>
+      <w:r>
+        <w:br/>
+      </w:r>
+      <w:r>
+        <w:rPr>
+          <w:rStyle w:val="NormalTok"/>
+        </w:rPr>
+        <w:t xml:space="preserve">    </w:t>
       </w:r>
       <w:r>
         <w:rPr>
           <w:rStyle w:val="CommentTok"/>
         </w:rPr>
-        <w:t xml:space="preserve"># registered TelemetryFields (nearest-in-time values)</w:t>
+        <w:t xml:space="preserve"># config omitted -&gt; Config.default()</w:t>
       </w:r>
       <w:r>
         <w:br/>
@@ -3523,322 +3775,25 @@
         <w:rPr>
           <w:rStyle w:val="NormalTok"/>
         </w:rPr>
-        <w:t xml:space="preserve">        </w:t>
-      </w:r>
-      <w:r>
-        <w:rPr>
-          <w:rStyle w:val="StringTok"/>
-        </w:rPr>
-        <w:t xml:space="preserve">"mirror_temp"</w:t>
-      </w:r>
-      <w:r>
-        <w:rPr>
-          <w:rStyle w:val="NormalTok"/>
-        </w:rPr>
-        <w:t xml:space="preserve">: </w:t>
-      </w:r>
-      <w:r>
-        <w:rPr>
-          <w:rStyle w:val="StringTok"/>
-        </w:rPr>
-        <w:t xml:space="preserve">"telemetry.mirror_avg_temp"</w:t>
-      </w:r>
-      <w:r>
-        <w:rPr>
-          <w:rStyle w:val="NormalTok"/>
-        </w:rPr>
-        <w:t xml:space="preserve">,</w:t>
+        <w:t xml:space="preserve">)</w:t>
       </w:r>
       <w:r>
         <w:br/>
       </w:r>
       <w:r>
         <w:rPr>
-          <w:rStyle w:val="NormalTok"/>
-        </w:rPr>
-        <w:t xml:space="preserve">        </w:t>
-      </w:r>
-      <w:r>
-        <w:rPr>
-          <w:rStyle w:val="StringTok"/>
-        </w:rPr>
-        <w:t xml:space="preserve">"air_temp"</w:t>
-      </w:r>
-      <w:r>
-        <w:rPr>
-          <w:rStyle w:val="NormalTok"/>
-        </w:rPr>
-        <w:t xml:space="preserve">: </w:t>
-      </w:r>
-      <w:r>
-        <w:rPr>
-          <w:rStyle w:val="StringTok"/>
-        </w:rPr>
-        <w:t xml:space="preserve">"telemetry.air_temp"</w:t>
-      </w:r>
-      <w:r>
-        <w:rPr>
-          <w:rStyle w:val="NormalTok"/>
-        </w:rPr>
-        <w:t xml:space="preserve">,</w:t>
+          <w:rStyle w:val="CommentTok"/>
+        </w:rPr>
+        <w:t xml:space="preserve"># EXPID/NIGHT are always included; combine columns in pandas as usual.</w:t>
       </w:r>
       <w:r>
         <w:br/>
       </w:r>
       <w:r>
         <w:rPr>
-          <w:rStyle w:val="NormalTok"/>
-        </w:rPr>
-        <w:t xml:space="preserve">        </w:t>
-      </w:r>
-      <w:r>
-        <w:rPr>
           <w:rStyle w:val="CommentTok"/>
         </w:rPr>
-        <w:t xml:space="preserve"># a callable spec: arbitrary Python per exposure</w:t>
-      </w:r>
-      <w:r>
-        <w:br/>
-      </w:r>
-      <w:r>
-        <w:rPr>
-          <w:rStyle w:val="NormalTok"/>
-        </w:rPr>
-        <w:t xml:space="preserve">        </w:t>
-      </w:r>
-      <w:r>
-        <w:rPr>
-          <w:rStyle w:val="StringTok"/>
-        </w:rPr>
-        <w:t xml:space="preserve">"hex_focus"</w:t>
-      </w:r>
-      <w:r>
-        <w:rPr>
-          <w:rStyle w:val="NormalTok"/>
-        </w:rPr>
-        <w:t xml:space="preserve">: </w:t>
-      </w:r>
-      <w:r>
-        <w:rPr>
-          <w:rStyle w:val="KeywordTok"/>
-        </w:rPr>
-        <w:t xml:space="preserve">lambda</w:t>
-      </w:r>
-      <w:r>
-        <w:rPr>
-          <w:rStyle w:val="NormalTok"/>
-        </w:rPr>
-        <w:t xml:space="preserve"> e: </w:t>
-      </w:r>
-      <w:r>
-        <w:rPr>
-          <w:rStyle w:val="BuiltInTok"/>
-        </w:rPr>
-        <w:t xml:space="preserve">float</w:t>
-      </w:r>
-      <w:r>
-        <w:rPr>
-          <w:rStyle w:val="NormalTok"/>
-        </w:rPr>
-        <w:t xml:space="preserve">(e.header[</w:t>
-      </w:r>
-      <w:r>
-        <w:rPr>
-          <w:rStyle w:val="StringTok"/>
-        </w:rPr>
-        <w:t xml:space="preserve">"HEXPOS"</w:t>
-      </w:r>
-      <w:r>
-        <w:rPr>
-          <w:rStyle w:val="NormalTok"/>
-        </w:rPr>
-        <w:t xml:space="preserve">].split(</w:t>
-      </w:r>
-      <w:r>
-        <w:rPr>
-          <w:rStyle w:val="StringTok"/>
-        </w:rPr>
-        <w:t xml:space="preserve">","</w:t>
-      </w:r>
-      <w:r>
-        <w:rPr>
-          <w:rStyle w:val="NormalTok"/>
-        </w:rPr>
-        <w:t xml:space="preserve">)[</w:t>
-      </w:r>
-      <w:r>
-        <w:rPr>
-          <w:rStyle w:val="DecValTok"/>
-        </w:rPr>
-        <w:t xml:space="preserve">2</w:t>
-      </w:r>
-      <w:r>
-        <w:rPr>
-          <w:rStyle w:val="NormalTok"/>
-        </w:rPr>
-        <w:t xml:space="preserve">])</w:t>
-      </w:r>
-      <w:r>
-        <w:br/>
-      </w:r>
-      <w:r>
-        <w:rPr>
-          <w:rStyle w:val="NormalTok"/>
-        </w:rPr>
-        <w:t xml:space="preserve">    },</w:t>
-      </w:r>
-      <w:r>
-        <w:br/>
-      </w:r>
-      <w:r>
-        <w:rPr>
-          <w:rStyle w:val="NormalTok"/>
-        </w:rPr>
-        <w:t xml:space="preserve">    params</w:t>
-      </w:r>
-      <w:r>
-        <w:rPr>
-          <w:rStyle w:val="OperatorTok"/>
-        </w:rPr>
-        <w:t xml:space="preserve">=</w:t>
-      </w:r>
-      <w:r>
-        <w:rPr>
-          <w:rStyle w:val="NormalTok"/>
-        </w:rPr>
-        <w:t xml:space="preserve">(</w:t>
-      </w:r>
-      <w:r>
-        <w:rPr>
-          <w:rStyle w:val="DecValTok"/>
-        </w:rPr>
-        <w:t xml:space="preserve">20260101</w:t>
-      </w:r>
-      <w:r>
-        <w:rPr>
-          <w:rStyle w:val="NormalTok"/>
-        </w:rPr>
-        <w:t xml:space="preserve">, </w:t>
-      </w:r>
-      <w:r>
-        <w:rPr>
-          <w:rStyle w:val="DecValTok"/>
-        </w:rPr>
-        <w:t xml:space="preserve">20260701</w:t>
-      </w:r>
-      <w:r>
-        <w:rPr>
-          <w:rStyle w:val="NormalTok"/>
-        </w:rPr>
-        <w:t xml:space="preserve">, </w:t>
-      </w:r>
-      <w:r>
-        <w:rPr>
-          <w:rStyle w:val="StringTok"/>
-        </w:rPr>
-        <w:t xml:space="preserve">"dark"</w:t>
-      </w:r>
-      <w:r>
-        <w:rPr>
-          <w:rStyle w:val="NormalTok"/>
-        </w:rPr>
-        <w:t xml:space="preserve">),</w:t>
-      </w:r>
-      <w:r>
-        <w:br/>
-      </w:r>
-      <w:r>
-        <w:rPr>
-          <w:rStyle w:val="NormalTok"/>
-        </w:rPr>
-        <w:t xml:space="preserve">)</w:t>
-      </w:r>
-      <w:r>
-        <w:br/>
-      </w:r>
-      <w:r>
-        <w:rPr>
-          <w:rStyle w:val="NormalTok"/>
-        </w:rPr>
-        <w:t xml:space="preserve">table[</w:t>
-      </w:r>
-      <w:r>
-        <w:rPr>
-          <w:rStyle w:val="StringTok"/>
-        </w:rPr>
-        <w:t xml:space="preserve">"temp_diff"</w:t>
-      </w:r>
-      <w:r>
-        <w:rPr>
-          <w:rStyle w:val="NormalTok"/>
-        </w:rPr>
-        <w:t xml:space="preserve">] </w:t>
-      </w:r>
-      <w:r>
-        <w:rPr>
-          <w:rStyle w:val="OperatorTok"/>
-        </w:rPr>
-        <w:t xml:space="preserve">=</w:t>
-      </w:r>
-      <w:r>
-        <w:rPr>
-          <w:rStyle w:val="NormalTok"/>
-        </w:rPr>
-        <w:t xml:space="preserve"> table[</w:t>
-      </w:r>
-      <w:r>
-        <w:rPr>
-          <w:rStyle w:val="StringTok"/>
-        </w:rPr>
-        <w:t xml:space="preserve">"mirror_temp"</w:t>
-      </w:r>
-      <w:r>
-        <w:rPr>
-          <w:rStyle w:val="NormalTok"/>
-        </w:rPr>
-        <w:t xml:space="preserve">] </w:t>
-      </w:r>
-      <w:r>
-        <w:rPr>
-          <w:rStyle w:val="OperatorTok"/>
-        </w:rPr>
-        <w:t xml:space="preserve">-</w:t>
-      </w:r>
-      <w:r>
-        <w:rPr>
-          <w:rStyle w:val="NormalTok"/>
-        </w:rPr>
-        <w:t xml:space="preserve"> table[</w:t>
-      </w:r>
-      <w:r>
-        <w:rPr>
-          <w:rStyle w:val="StringTok"/>
-        </w:rPr>
-        <w:t xml:space="preserve">"air_temp"</w:t>
-      </w:r>
-      <w:r>
-        <w:rPr>
-          <w:rStyle w:val="NormalTok"/>
-        </w:rPr>
-        <w:t xml:space="preserve">]</w:t>
-      </w:r>
-      <w:r>
-        <w:br/>
-      </w:r>
-      <w:r>
-        <w:rPr>
-          <w:rStyle w:val="CommentTok"/>
-        </w:rPr>
-        <w:t xml:space="preserve"># then plot with matplotlib/etc. -- the package returns plain pandas</w:t>
-      </w:r>
-      <w:r>
-        <w:br/>
-      </w:r>
-      <w:r>
-        <w:rPr>
-          <w:rStyle w:val="CommentTok"/>
-        </w:rPr>
-        <w:t xml:space="preserve"># and does no plotting of its own</w:t>
+        <w:t xml:space="preserve"># The package returns plain pandas and does no plotting itself.</w:t>
       </w:r>
     </w:p>
     <w:p>
@@ -3846,7 +3801,11 @@
         <w:pStyle w:val="FirstParagraph"/>
       </w:pPr>
       <w:r>
-        <w:t xml:space="preserve">Two options you’ll want on real data:</w:t>
+        <w:rPr>
+          <w:b/>
+          <w:bCs/>
+        </w:rPr>
+        <w:t xml:space="preserve">Spec quick-reference:</w:t>
       </w:r>
     </w:p>
     <w:p>
@@ -3863,49 +3822,72 @@
           <w:b/>
           <w:bCs/>
         </w:rPr>
-        <w:t xml:space="preserve">on_error="skip"</w:t>
-      </w:r>
-      <w:r>
-        <w:t xml:space="preserve"> </w:t>
-      </w:r>
-      <w:r>
-        <w:t xml:space="preserve">— a file-based spec can fail if that exposure’s file was</w:t>
-      </w:r>
-      <w:r>
-        <w:t xml:space="preserve"> </w:t>
-      </w:r>
-      <w:r>
-        <w:t xml:space="preserve">purged/never transferred (a real, common gap).</w:t>
-      </w:r>
-      <w:r>
-        <w:t xml:space="preserve"> </w:t>
-      </w:r>
-      <w:r>
-        <w:rPr>
-          <w:rStyle w:val="VerbatimChar"/>
-        </w:rPr>
-        <w:t xml:space="preserve">"skip"</w:t>
-      </w:r>
-      <w:r>
-        <w:t xml:space="preserve"> </w:t>
-      </w:r>
-      <w:r>
-        <w:t xml:space="preserve">drops such exposures and</w:t>
-      </w:r>
-      <w:r>
-        <w:t xml:space="preserve"> </w:t>
-      </w:r>
-      <w:r>
-        <w:t xml:space="preserve">records why in</w:t>
-      </w:r>
-      <w:r>
-        <w:t xml:space="preserve"> </w:t>
-      </w:r>
-      <w:r>
-        <w:rPr>
-          <w:rStyle w:val="VerbatimChar"/>
-        </w:rPr>
-        <w:t xml:space="preserve">table.attrs["skipped"]</w:t>
+        <w:t xml:space="preserve">db_row.&lt;col&gt;</w:t>
+      </w:r>
+      <w:r>
+        <w:rPr>
+          <w:b/>
+          <w:bCs/>
+        </w:rPr>
+        <w:t xml:space="preserve"> </w:t>
+      </w:r>
+      <w:r>
+        <w:rPr>
+          <w:b/>
+          <w:bCs/>
+        </w:rPr>
+        <w:t xml:space="preserve">is free</w:t>
+      </w:r>
+      <w:r>
+        <w:t xml:space="preserve"> </w:t>
+      </w:r>
+      <w:r>
+        <w:t xml:space="preserve">(reused from the bulk query) — the name is the</w:t>
+      </w:r>
+      <w:r>
+        <w:t xml:space="preserve"> </w:t>
+      </w:r>
+      <w:r>
+        <w:t xml:space="preserve">lower-case</w:t>
+      </w:r>
+      <w:r>
+        <w:t xml:space="preserve"> </w:t>
+      </w:r>
+      <w:r>
+        <w:rPr>
+          <w:rStyle w:val="VerbatimChar"/>
+        </w:rPr>
+        <w:t xml:space="preserve">exposure.exposure</w:t>
+      </w:r>
+      <w:r>
+        <w:t xml:space="preserve"> </w:t>
+      </w:r>
+      <w:r>
+        <w:t xml:space="preserve">column (</w:t>
+      </w:r>
+      <w:r>
+        <w:rPr>
+          <w:rStyle w:val="VerbatimChar"/>
+        </w:rPr>
+        <w:t xml:space="preserve">db_row.airmass</w:t>
+      </w:r>
+      <w:r>
+        <w:t xml:space="preserve">), vs UPPER-case for a</w:t>
+      </w:r>
+      <w:r>
+        <w:t xml:space="preserve"> </w:t>
+      </w:r>
+      <w:r>
+        <w:t xml:space="preserve">FITS</w:t>
+      </w:r>
+      <w:r>
+        <w:t xml:space="preserve"> </w:t>
+      </w:r>
+      <w:r>
+        <w:rPr>
+          <w:rStyle w:val="VerbatimChar"/>
+        </w:rPr>
+        <w:t xml:space="preserve">header.&lt;KEY&gt;</w:t>
       </w:r>
       <w:r>
         <w:t xml:space="preserve"> </w:t>
@@ -3917,10 +3899,10 @@
         <w:rPr>
           <w:rStyle w:val="VerbatimChar"/>
         </w:rPr>
-        <w:t xml:space="preserve">{expid: exception}</w:t>
-      </w:r>
-      <w:r>
-        <w:t xml:space="preserve">) instead of raising.</w:t>
+        <w:t xml:space="preserve">header.AIRMASS</w:t>
+      </w:r>
+      <w:r>
+        <w:t xml:space="preserve">).</w:t>
       </w:r>
     </w:p>
     <w:p>
@@ -3929,6 +3911,300 @@
         <w:numPr>
           <w:ilvl w:val="0"/>
           <w:numId w:val="1003"/>
+        </w:numPr>
+      </w:pPr>
+      <w:r>
+        <w:rPr>
+          <w:b/>
+          <w:bCs/>
+        </w:rPr>
+        <w:t xml:space="preserve">jsonb blocks</w:t>
+      </w:r>
+      <w:r>
+        <w:t xml:space="preserve"> </w:t>
+      </w:r>
+      <w:r>
+        <w:t xml:space="preserve">→</w:t>
+      </w:r>
+      <w:r>
+        <w:t xml:space="preserve"> </w:t>
+      </w:r>
+      <w:r>
+        <w:rPr>
+          <w:rStyle w:val="VerbatimChar"/>
+        </w:rPr>
+        <w:t xml:space="preserve">db_row.&lt;block&gt;['&lt;key&gt;']</w:t>
+      </w:r>
+      <w:r>
+        <w:t xml:space="preserve">, e.g. </w:t>
+      </w:r>
+      <w:r>
+        <w:rPr>
+          <w:rStyle w:val="VerbatimChar"/>
+        </w:rPr>
+        <w:t xml:space="preserve">db_row.tcs['mount_ha']</w:t>
+      </w:r>
+      <w:r>
+        <w:t xml:space="preserve">,</w:t>
+      </w:r>
+      <w:r>
+        <w:t xml:space="preserve"> </w:t>
+      </w:r>
+      <w:r>
+        <w:rPr>
+          <w:rStyle w:val="VerbatimChar"/>
+        </w:rPr>
+        <w:t xml:space="preserve">db_row.telescope['air_temp']</w:t>
+      </w:r>
+      <w:r>
+        <w:t xml:space="preserve"> </w:t>
+      </w:r>
+      <w:r>
+        <w:t xml:space="preserve">— also free.</w:t>
+      </w:r>
+    </w:p>
+    <w:p>
+      <w:pPr>
+        <w:pStyle w:val="Compact"/>
+        <w:numPr>
+          <w:ilvl w:val="0"/>
+          <w:numId w:val="1003"/>
+        </w:numPr>
+      </w:pPr>
+      <w:r>
+        <w:rPr>
+          <w:rStyle w:val="VerbatimChar"/>
+          <w:b/>
+          <w:bCs/>
+        </w:rPr>
+        <w:t xml:space="preserve">telemetry.&lt;name&gt;</w:t>
+      </w:r>
+      <w:r>
+        <w:t xml:space="preserve"> </w:t>
+      </w:r>
+      <w:r>
+        <w:t xml:space="preserve">needs a</w:t>
+      </w:r>
+      <w:r>
+        <w:t xml:space="preserve"> </w:t>
+      </w:r>
+      <w:r>
+        <w:rPr>
+          <w:rStyle w:val="VerbatimChar"/>
+        </w:rPr>
+        <w:t xml:space="preserve">TelemetryField</w:t>
+      </w:r>
+      <w:r>
+        <w:t xml:space="preserve"> </w:t>
+      </w:r>
+      <w:r>
+        <w:t xml:space="preserve">of that name registered first</w:t>
+      </w:r>
+      <w:r>
+        <w:t xml:space="preserve"> </w:t>
+      </w:r>
+      <w:r>
+        <w:t xml:space="preserve">(</w:t>
+      </w:r>
+      <w:r>
+        <w:rPr>
+          <w:rStyle w:val="VerbatimChar"/>
+        </w:rPr>
+        <w:t xml:space="preserve">DEFAULT_TELEMETRY_FIELDS</w:t>
+      </w:r>
+      <w:r>
+        <w:t xml:space="preserve"> </w:t>
+      </w:r>
+      <w:r>
+        <w:t xml:space="preserve">is empty by default), else</w:t>
+      </w:r>
+      <w:r>
+        <w:t xml:space="preserve"> </w:t>
+      </w:r>
+      <w:r>
+        <w:rPr>
+          <w:rStyle w:val="VerbatimChar"/>
+        </w:rPr>
+        <w:t xml:space="preserve">KeyError</w:t>
+      </w:r>
+      <w:r>
+        <w:t xml:space="preserve"> </w:t>
+      </w:r>
+      <w:r>
+        <w:t xml:space="preserve">—</w:t>
+      </w:r>
+      <w:r>
+        <w:t xml:space="preserve"> </w:t>
+      </w:r>
+      <w:hyperlink w:anchor="Xb64e7ca60a40971612d54b5e2b20c9e40d860cd">
+        <w:r>
+          <w:rPr>
+            <w:rStyle w:val="Hyperlink"/>
+          </w:rPr>
+          <w:t xml:space="preserve">section 3</w:t>
+        </w:r>
+      </w:hyperlink>
+      <w:r>
+        <w:t xml:space="preserve">.</w:t>
+      </w:r>
+    </w:p>
+    <w:p>
+      <w:pPr>
+        <w:pStyle w:val="Compact"/>
+        <w:numPr>
+          <w:ilvl w:val="0"/>
+          <w:numId w:val="1003"/>
+        </w:numPr>
+      </w:pPr>
+      <w:r>
+        <w:rPr>
+          <w:b/>
+          <w:bCs/>
+        </w:rPr>
+        <w:t xml:space="preserve">A</w:t>
+      </w:r>
+      <w:r>
+        <w:rPr>
+          <w:b/>
+          <w:bCs/>
+        </w:rPr>
+        <w:t xml:space="preserve"> </w:t>
+      </w:r>
+      <w:r>
+        <w:rPr>
+          <w:rStyle w:val="VerbatimChar"/>
+          <w:b/>
+          <w:bCs/>
+        </w:rPr>
+        <w:t xml:space="preserve">TableSource</w:t>
+      </w:r>
+      <w:r>
+        <w:t xml:space="preserve"> </w:t>
+      </w:r>
+      <w:r>
+        <w:t xml:space="preserve">(e.g. WIYN) isn’t a spec — run the selection, then join it</w:t>
+      </w:r>
+      <w:r>
+        <w:t xml:space="preserve"> </w:t>
+      </w:r>
+      <w:r>
+        <w:t xml:space="preserve">on</w:t>
+      </w:r>
+      <w:r>
+        <w:t xml:space="preserve"> </w:t>
+      </w:r>
+      <w:r>
+        <w:rPr>
+          <w:rStyle w:val="VerbatimChar"/>
+        </w:rPr>
+        <w:t xml:space="preserve">EXPID</w:t>
+      </w:r>
+      <w:r>
+        <w:t xml:space="preserve"> </w:t>
+      </w:r>
+      <w:r>
+        <w:t xml:space="preserve">(</w:t>
+      </w:r>
+      <w:hyperlink w:anchor="Xfb6f54c4e2552d01b0fea0940fdf730b0c40997">
+        <w:r>
+          <w:rPr>
+            <w:rStyle w:val="Hyperlink"/>
+          </w:rPr>
+          <w:t xml:space="preserve">section 6</w:t>
+        </w:r>
+      </w:hyperlink>
+      <w:r>
+        <w:t xml:space="preserve">).</w:t>
+      </w:r>
+    </w:p>
+    <w:p>
+      <w:pPr>
+        <w:pStyle w:val="FirstParagraph"/>
+      </w:pPr>
+      <w:r>
+        <w:t xml:space="preserve">Two options you’ll want on real data:</w:t>
+      </w:r>
+    </w:p>
+    <w:p>
+      <w:pPr>
+        <w:pStyle w:val="Compact"/>
+        <w:numPr>
+          <w:ilvl w:val="0"/>
+          <w:numId w:val="1004"/>
+        </w:numPr>
+      </w:pPr>
+      <w:r>
+        <w:rPr>
+          <w:rStyle w:val="VerbatimChar"/>
+          <w:b/>
+          <w:bCs/>
+        </w:rPr>
+        <w:t xml:space="preserve">on_error="skip"</w:t>
+      </w:r>
+      <w:r>
+        <w:t xml:space="preserve"> </w:t>
+      </w:r>
+      <w:r>
+        <w:t xml:space="preserve">— a file-based spec can fail if that exposure’s file was</w:t>
+      </w:r>
+      <w:r>
+        <w:t xml:space="preserve"> </w:t>
+      </w:r>
+      <w:r>
+        <w:t xml:space="preserve">purged/never transferred (a real, common gap).</w:t>
+      </w:r>
+      <w:r>
+        <w:t xml:space="preserve"> </w:t>
+      </w:r>
+      <w:r>
+        <w:rPr>
+          <w:rStyle w:val="VerbatimChar"/>
+        </w:rPr>
+        <w:t xml:space="preserve">"skip"</w:t>
+      </w:r>
+      <w:r>
+        <w:t xml:space="preserve"> </w:t>
+      </w:r>
+      <w:r>
+        <w:t xml:space="preserve">drops such exposures and</w:t>
+      </w:r>
+      <w:r>
+        <w:t xml:space="preserve"> </w:t>
+      </w:r>
+      <w:r>
+        <w:t xml:space="preserve">records why in</w:t>
+      </w:r>
+      <w:r>
+        <w:t xml:space="preserve"> </w:t>
+      </w:r>
+      <w:r>
+        <w:rPr>
+          <w:rStyle w:val="VerbatimChar"/>
+        </w:rPr>
+        <w:t xml:space="preserve">table.attrs["skipped"]</w:t>
+      </w:r>
+      <w:r>
+        <w:t xml:space="preserve"> </w:t>
+      </w:r>
+      <w:r>
+        <w:t xml:space="preserve">(</w:t>
+      </w:r>
+      <w:r>
+        <w:rPr>
+          <w:rStyle w:val="VerbatimChar"/>
+        </w:rPr>
+        <w:t xml:space="preserve">{expid: exception}</w:t>
+      </w:r>
+      <w:r>
+        <w:t xml:space="preserve">) instead of raising.</w:t>
+      </w:r>
+    </w:p>
+    <w:p>
+      <w:pPr>
+        <w:pStyle w:val="Compact"/>
+        <w:numPr>
+          <w:ilvl w:val="0"/>
+          <w:numId w:val="1004"/>
         </w:numPr>
       </w:pPr>
       <w:r>
@@ -5580,6 +5856,338 @@
         <w:pStyle w:val="FirstParagraph"/>
       </w:pPr>
       <w:r>
+        <w:rPr>
+          <w:b/>
+          <w:bCs/>
+        </w:rPr>
+        <w:t xml:space="preserve">With</w:t>
+      </w:r>
+      <w:r>
+        <w:rPr>
+          <w:b/>
+          <w:bCs/>
+        </w:rPr>
+        <w:t xml:space="preserve"> </w:t>
+      </w:r>
+      <w:r>
+        <w:rPr>
+          <w:rStyle w:val="VerbatimChar"/>
+          <w:b/>
+          <w:bCs/>
+        </w:rPr>
+        <w:t xml:space="preserve">select_exposures</w:t>
+      </w:r>
+      <w:r>
+        <w:t xml:space="preserve"> </w:t>
+      </w:r>
+      <w:r>
+        <w:t xml:space="preserve">(the bulk case): a</w:t>
+      </w:r>
+      <w:r>
+        <w:t xml:space="preserve"> </w:t>
+      </w:r>
+      <w:r>
+        <w:rPr>
+          <w:rStyle w:val="VerbatimChar"/>
+        </w:rPr>
+        <w:t xml:space="preserve">TableSource</w:t>
+      </w:r>
+      <w:r>
+        <w:t xml:space="preserve"> </w:t>
+      </w:r>
+      <w:r>
+        <w:t xml:space="preserve">isn’t a column spec,</w:t>
+      </w:r>
+      <w:r>
+        <w:t xml:space="preserve"> </w:t>
+      </w:r>
+      <w:r>
+        <w:t xml:space="preserve">but since it’s EXPID-indexed you just join it onto the result afterward:</w:t>
+      </w:r>
+    </w:p>
+    <w:p>
+      <w:pPr>
+        <w:pStyle w:val="SourceCode"/>
+      </w:pPr>
+      <w:r>
+        <w:rPr>
+          <w:rStyle w:val="ImportTok"/>
+        </w:rPr>
+        <w:t xml:space="preserve">from</w:t>
+      </w:r>
+      <w:r>
+        <w:rPr>
+          <w:rStyle w:val="NormalTok"/>
+        </w:rPr>
+        <w:t xml:space="preserve"> telemetry_mining.tables </w:t>
+      </w:r>
+      <w:r>
+        <w:rPr>
+          <w:rStyle w:val="ImportTok"/>
+        </w:rPr>
+        <w:t xml:space="preserve">import</w:t>
+      </w:r>
+      <w:r>
+        <w:rPr>
+          <w:rStyle w:val="NormalTok"/>
+        </w:rPr>
+        <w:t xml:space="preserve"> load_table</w:t>
+      </w:r>
+      <w:r>
+        <w:br/>
+      </w:r>
+      <w:r>
+        <w:rPr>
+          <w:rStyle w:val="NormalTok"/>
+        </w:rPr>
+        <w:t xml:space="preserve">wiyn </w:t>
+      </w:r>
+      <w:r>
+        <w:rPr>
+          <w:rStyle w:val="OperatorTok"/>
+        </w:rPr>
+        <w:t xml:space="preserve">=</w:t>
+      </w:r>
+      <w:r>
+        <w:rPr>
+          <w:rStyle w:val="NormalTok"/>
+        </w:rPr>
+        <w:t xml:space="preserve"> TableSource(</w:t>
+      </w:r>
+      <w:r>
+        <w:rPr>
+          <w:rStyle w:val="StringTok"/>
+        </w:rPr>
+        <w:t xml:space="preserve">"wiyn_seeing"</w:t>
+      </w:r>
+      <w:r>
+        <w:rPr>
+          <w:rStyle w:val="NormalTok"/>
+        </w:rPr>
+        <w:t xml:space="preserve">, path</w:t>
+      </w:r>
+      <w:r>
+        <w:rPr>
+          <w:rStyle w:val="OperatorTok"/>
+        </w:rPr>
+        <w:t xml:space="preserve">=</w:t>
+      </w:r>
+      <w:r>
+        <w:rPr>
+          <w:rStyle w:val="StringTok"/>
+        </w:rPr>
+        <w:t xml:space="preserve">"data/wiyn_seeing.csv"</w:t>
+      </w:r>
+      <w:r>
+        <w:rPr>
+          <w:rStyle w:val="NormalTok"/>
+        </w:rPr>
+        <w:t xml:space="preserve">)</w:t>
+      </w:r>
+      <w:r>
+        <w:br/>
+      </w:r>
+      <w:r>
+        <w:br/>
+      </w:r>
+      <w:r>
+        <w:rPr>
+          <w:rStyle w:val="NormalTok"/>
+        </w:rPr>
+        <w:t xml:space="preserve">sel </w:t>
+      </w:r>
+      <w:r>
+        <w:rPr>
+          <w:rStyle w:val="OperatorTok"/>
+        </w:rPr>
+        <w:t xml:space="preserve">=</w:t>
+      </w:r>
+      <w:r>
+        <w:rPr>
+          <w:rStyle w:val="NormalTok"/>
+        </w:rPr>
+        <w:t xml:space="preserve"> select_exposures(</w:t>
+      </w:r>
+      <w:r>
+        <w:rPr>
+          <w:rStyle w:val="StringTok"/>
+        </w:rPr>
+        <w:t xml:space="preserve">"night between </w:t>
+      </w:r>
+      <w:r>
+        <w:rPr>
+          <w:rStyle w:val="SpecialCharTok"/>
+        </w:rPr>
+        <w:t xml:space="preserve">%s</w:t>
+      </w:r>
+      <w:r>
+        <w:rPr>
+          <w:rStyle w:val="StringTok"/>
+        </w:rPr>
+        <w:t xml:space="preserve"> and </w:t>
+      </w:r>
+      <w:r>
+        <w:rPr>
+          <w:rStyle w:val="SpecialCharTok"/>
+        </w:rPr>
+        <w:t xml:space="preserve">%s</w:t>
+      </w:r>
+      <w:r>
+        <w:rPr>
+          <w:rStyle w:val="StringTok"/>
+        </w:rPr>
+        <w:t xml:space="preserve">"</w:t>
+      </w:r>
+      <w:r>
+        <w:rPr>
+          <w:rStyle w:val="NormalTok"/>
+        </w:rPr>
+        <w:t xml:space="preserve">,</w:t>
+      </w:r>
+      <w:r>
+        <w:br/>
+      </w:r>
+      <w:r>
+        <w:rPr>
+          <w:rStyle w:val="NormalTok"/>
+        </w:rPr>
+        <w:t xml:space="preserve">                       params</w:t>
+      </w:r>
+      <w:r>
+        <w:rPr>
+          <w:rStyle w:val="OperatorTok"/>
+        </w:rPr>
+        <w:t xml:space="preserve">=</w:t>
+      </w:r>
+      <w:r>
+        <w:rPr>
+          <w:rStyle w:val="NormalTok"/>
+        </w:rPr>
+        <w:t xml:space="preserve">(</w:t>
+      </w:r>
+      <w:r>
+        <w:rPr>
+          <w:rStyle w:val="DecValTok"/>
+        </w:rPr>
+        <w:t xml:space="preserve">20260101</w:t>
+      </w:r>
+      <w:r>
+        <w:rPr>
+          <w:rStyle w:val="NormalTok"/>
+        </w:rPr>
+        <w:t xml:space="preserve">, </w:t>
+      </w:r>
+      <w:r>
+        <w:rPr>
+          <w:rStyle w:val="DecValTok"/>
+        </w:rPr>
+        <w:t xml:space="preserve">20260701</w:t>
+      </w:r>
+      <w:r>
+        <w:rPr>
+          <w:rStyle w:val="NormalTok"/>
+        </w:rPr>
+        <w:t xml:space="preserve">))</w:t>
+      </w:r>
+      <w:r>
+        <w:br/>
+      </w:r>
+      <w:r>
+        <w:rPr>
+          <w:rStyle w:val="NormalTok"/>
+        </w:rPr>
+        <w:t xml:space="preserve">sel </w:t>
+      </w:r>
+      <w:r>
+        <w:rPr>
+          <w:rStyle w:val="OperatorTok"/>
+        </w:rPr>
+        <w:t xml:space="preserve">=</w:t>
+      </w:r>
+      <w:r>
+        <w:rPr>
+          <w:rStyle w:val="NormalTok"/>
+        </w:rPr>
+        <w:t xml:space="preserve"> sel.merge(load_table(wiyn),</w:t>
+      </w:r>
+      <w:r>
+        <w:br/>
+      </w:r>
+      <w:r>
+        <w:rPr>
+          <w:rStyle w:val="NormalTok"/>
+        </w:rPr>
+        <w:t xml:space="preserve">                left_on</w:t>
+      </w:r>
+      <w:r>
+        <w:rPr>
+          <w:rStyle w:val="OperatorTok"/>
+        </w:rPr>
+        <w:t xml:space="preserve">=</w:t>
+      </w:r>
+      <w:r>
+        <w:rPr>
+          <w:rStyle w:val="StringTok"/>
+        </w:rPr>
+        <w:t xml:space="preserve">"EXPID"</w:t>
+      </w:r>
+      <w:r>
+        <w:rPr>
+          <w:rStyle w:val="NormalTok"/>
+        </w:rPr>
+        <w:t xml:space="preserve">, right_index</w:t>
+      </w:r>
+      <w:r>
+        <w:rPr>
+          <w:rStyle w:val="OperatorTok"/>
+        </w:rPr>
+        <w:t xml:space="preserve">=</w:t>
+      </w:r>
+      <w:r>
+        <w:rPr>
+          <w:rStyle w:val="VariableTok"/>
+        </w:rPr>
+        <w:t xml:space="preserve">True</w:t>
+      </w:r>
+      <w:r>
+        <w:rPr>
+          <w:rStyle w:val="NormalTok"/>
+        </w:rPr>
+        <w:t xml:space="preserve">, how</w:t>
+      </w:r>
+      <w:r>
+        <w:rPr>
+          <w:rStyle w:val="OperatorTok"/>
+        </w:rPr>
+        <w:t xml:space="preserve">=</w:t>
+      </w:r>
+      <w:r>
+        <w:rPr>
+          <w:rStyle w:val="StringTok"/>
+        </w:rPr>
+        <w:t xml:space="preserve">"left"</w:t>
+      </w:r>
+      <w:r>
+        <w:rPr>
+          <w:rStyle w:val="NormalTok"/>
+        </w:rPr>
+        <w:t xml:space="preserve">)</w:t>
+      </w:r>
+      <w:r>
+        <w:br/>
+      </w:r>
+      <w:r>
+        <w:rPr>
+          <w:rStyle w:val="CommentTok"/>
+        </w:rPr>
+        <w:t xml:space="preserve"># -&gt; WIYN_FWHM etc. added; NaN for exposures with no WIYN match</w:t>
+      </w:r>
+    </w:p>
+    <w:p>
+      <w:pPr>
+        <w:pStyle w:val="FirstParagraph"/>
+      </w:pPr>
+      <w:r>
         <w:t xml:space="preserve">This is the general recipe for</w:t>
       </w:r>
       <w:r>
@@ -5669,7 +6277,7 @@
         <w:pStyle w:val="Compact"/>
         <w:numPr>
           <w:ilvl w:val="0"/>
-          <w:numId w:val="1004"/>
+          <w:numId w:val="1005"/>
         </w:numPr>
       </w:pPr>
       <w:r>
@@ -5738,7 +6346,7 @@
         <w:pStyle w:val="Compact"/>
         <w:numPr>
           <w:ilvl w:val="0"/>
-          <w:numId w:val="1004"/>
+          <w:numId w:val="1005"/>
         </w:numPr>
       </w:pPr>
       <w:r>
@@ -5825,7 +6433,7 @@
         <w:pStyle w:val="Compact"/>
         <w:numPr>
           <w:ilvl w:val="0"/>
-          <w:numId w:val="1004"/>
+          <w:numId w:val="1005"/>
         </w:numPr>
       </w:pPr>
       <w:r>
@@ -6761,7 +7369,7 @@
         <w:pStyle w:val="Compact"/>
         <w:numPr>
           <w:ilvl w:val="0"/>
-          <w:numId w:val="1005"/>
+          <w:numId w:val="1006"/>
         </w:numPr>
       </w:pPr>
       <w:r>
@@ -6847,7 +7455,7 @@
         <w:pStyle w:val="Compact"/>
         <w:numPr>
           <w:ilvl w:val="0"/>
-          <w:numId w:val="1005"/>
+          <w:numId w:val="1006"/>
         </w:numPr>
       </w:pPr>
       <w:r>
@@ -6918,7 +7526,7 @@
         <w:pStyle w:val="Compact"/>
         <w:numPr>
           <w:ilvl w:val="0"/>
-          <w:numId w:val="1005"/>
+          <w:numId w:val="1006"/>
         </w:numPr>
       </w:pPr>
       <w:r>
@@ -8003,7 +8611,7 @@
         <w:pStyle w:val="Compact"/>
         <w:numPr>
           <w:ilvl w:val="0"/>
-          <w:numId w:val="1006"/>
+          <w:numId w:val="1007"/>
         </w:numPr>
       </w:pPr>
       <w:r>
@@ -8054,7 +8662,7 @@
         <w:pStyle w:val="Compact"/>
         <w:numPr>
           <w:ilvl w:val="0"/>
-          <w:numId w:val="1006"/>
+          <w:numId w:val="1007"/>
         </w:numPr>
       </w:pPr>
       <w:r>
@@ -8102,7 +8710,7 @@
         <w:pStyle w:val="Compact"/>
         <w:numPr>
           <w:ilvl w:val="0"/>
-          <w:numId w:val="1006"/>
+          <w:numId w:val="1007"/>
         </w:numPr>
       </w:pPr>
       <w:r>
@@ -8165,7 +8773,7 @@
         <w:pStyle w:val="Compact"/>
         <w:numPr>
           <w:ilvl w:val="0"/>
-          <w:numId w:val="1006"/>
+          <w:numId w:val="1007"/>
         </w:numPr>
       </w:pPr>
       <w:r>
@@ -8240,7 +8848,7 @@
         <w:pStyle w:val="Compact"/>
         <w:numPr>
           <w:ilvl w:val="0"/>
-          <w:numId w:val="1006"/>
+          <w:numId w:val="1007"/>
         </w:numPr>
       </w:pPr>
       <w:r>
@@ -8292,7 +8900,7 @@
         <w:pStyle w:val="Compact"/>
         <w:numPr>
           <w:ilvl w:val="0"/>
-          <w:numId w:val="1006"/>
+          <w:numId w:val="1007"/>
         </w:numPr>
       </w:pPr>
       <w:r>
@@ -8344,7 +8952,7 @@
         <w:pStyle w:val="Compact"/>
         <w:numPr>
           <w:ilvl w:val="0"/>
-          <w:numId w:val="1006"/>
+          <w:numId w:val="1007"/>
         </w:numPr>
       </w:pPr>
       <w:r>
@@ -8393,7 +9001,7 @@
         <w:pStyle w:val="Compact"/>
         <w:numPr>
           <w:ilvl w:val="0"/>
-          <w:numId w:val="1006"/>
+          <w:numId w:val="1007"/>
         </w:numPr>
       </w:pPr>
       <w:r>
@@ -8804,6 +9412,9 @@
     <w:abstractNumId w:val="991"/>
   </w:num>
   <w:num w:numId="1005">
+    <w:abstractNumId w:val="991"/>
+  </w:num>
+  <w:num w:numId="1006">
     <w:abstractNumId w:val="99411"/>
     <w:lvlOverride w:ilvl="0">
       <w:startOverride w:val="1"/>
@@ -8833,7 +9444,7 @@
       <w:startOverride w:val="1"/>
     </w:lvlOverride>
   </w:num>
-  <w:num w:numId="1006">
+  <w:num w:numId="1007">
     <w:abstractNumId w:val="991"/>
   </w:num>
 </w:numbering>

--- a/docs/GUIDE.docx
+++ b/docs/GUIDE.docx
@@ -2,7 +2,7 @@
 <file path=word/document.xml><?xml version="1.0" encoding="utf-8"?>
 <w:document xmlns:w="http://schemas.openxmlformats.org/wordprocessingml/2006/main" xmlns:m="http://schemas.openxmlformats.org/officeDocument/2006/math" xmlns:r="http://schemas.openxmlformats.org/officeDocument/2006/relationships" xmlns:o="urn:schemas-microsoft-com:office:office" xmlns:v="urn:schemas-microsoft-com:vml" xmlns:w10="urn:schemas-microsoft-com:office:word" xmlns:a="http://schemas.openxmlformats.org/drawingml/2006/main" xmlns:pic="http://schemas.openxmlformats.org/drawingml/2006/picture" xmlns:wp="http://schemas.openxmlformats.org/drawingml/2006/wordprocessingDrawing">
   <w:body>
-    <w:bookmarkStart w:id="35" w:name="telemetry_mining-user-guide"/>
+    <w:bookmarkStart w:id="37" w:name="telemetry_mining-user-guide"/>
     <w:p>
       <w:pPr>
         <w:pStyle w:val="Heading1"/>
@@ -8589,7 +8589,7 @@
       </w:r>
     </w:p>
     <w:bookmarkEnd w:id="33"/>
-    <w:bookmarkStart w:id="34" w:name="pitfalls-tips"/>
+    <w:bookmarkStart w:id="36" w:name="pitfalls-tips"/>
     <w:p>
       <w:pPr>
         <w:pStyle w:val="Heading2"/>
@@ -8655,6 +8655,113 @@
       </w:r>
       <w:r>
         <w:t xml:space="preserve">— accessors cache on the instance; re-constructing throws that away.</w:t>
+      </w:r>
+    </w:p>
+    <w:p>
+      <w:pPr>
+        <w:pStyle w:val="Compact"/>
+        <w:numPr>
+          <w:ilvl w:val="0"/>
+          <w:numId w:val="1007"/>
+        </w:numPr>
+      </w:pPr>
+      <w:r>
+        <w:rPr>
+          <w:b/>
+          <w:bCs/>
+        </w:rPr>
+        <w:t xml:space="preserve">Mind the lookup cost</w:t>
+      </w:r>
+      <w:r>
+        <w:t xml:space="preserve"> </w:t>
+      </w:r>
+      <w:r>
+        <w:t xml:space="preserve">—</w:t>
+      </w:r>
+      <w:r>
+        <w:t xml:space="preserve"> </w:t>
+      </w:r>
+      <w:r>
+        <w:rPr>
+          <w:rStyle w:val="VerbatimChar"/>
+        </w:rPr>
+        <w:t xml:space="preserve">db_row</w:t>
+      </w:r>
+      <w:r>
+        <w:t xml:space="preserve">/jsonb are cheapest (free inside</w:t>
+      </w:r>
+      <w:r>
+        <w:t xml:space="preserve"> </w:t>
+      </w:r>
+      <w:r>
+        <w:rPr>
+          <w:rStyle w:val="VerbatimChar"/>
+        </w:rPr>
+        <w:t xml:space="preserve">select_exposures</w:t>
+      </w:r>
+      <w:r>
+        <w:t xml:space="preserve">);</w:t>
+      </w:r>
+      <w:r>
+        <w:t xml:space="preserve"> </w:t>
+      </w:r>
+      <w:r>
+        <w:rPr>
+          <w:rStyle w:val="VerbatimChar"/>
+        </w:rPr>
+        <w:t xml:space="preserve">telemetry</w:t>
+      </w:r>
+      <w:r>
+        <w:t xml:space="preserve"> </w:t>
+      </w:r>
+      <w:r>
+        <w:t xml:space="preserve">is one query per exposure;</w:t>
+      </w:r>
+      <w:r>
+        <w:t xml:space="preserve"> </w:t>
+      </w:r>
+      <w:r>
+        <w:rPr>
+          <w:rStyle w:val="VerbatimChar"/>
+        </w:rPr>
+        <w:t xml:space="preserve">cframe_table</w:t>
+      </w:r>
+      <w:r>
+        <w:t xml:space="preserve"> </w:t>
+      </w:r>
+      <w:r>
+        <w:t xml:space="preserve">is the slow one (gzip). Full ranking in</w:t>
+      </w:r>
+      <w:r>
+        <w:t xml:space="preserve"> </w:t>
+      </w:r>
+      <w:hyperlink r:id="rId34">
+        <w:r>
+          <w:rPr>
+            <w:rStyle w:val="Hyperlink"/>
+          </w:rPr>
+          <w:t xml:space="preserve">API.md → Caching and cost model</w:t>
+        </w:r>
+      </w:hyperlink>
+      <w:r>
+        <w:t xml:space="preserve"> </w:t>
+      </w:r>
+      <w:r>
+        <w:t xml:space="preserve">and</w:t>
+      </w:r>
+      <w:r>
+        <w:t xml:space="preserve"> </w:t>
+      </w:r>
+      <w:hyperlink r:id="rId35">
+        <w:r>
+          <w:rPr>
+            <w:rStyle w:val="Hyperlink"/>
+          </w:rPr>
+          <w:t xml:space="preserve">FIELDS.md</w:t>
+        </w:r>
+      </w:hyperlink>
+      <w:r>
+        <w:t xml:space="preserve">.</w:t>
       </w:r>
     </w:p>
     <w:p>
@@ -9096,8 +9203,8 @@
         <w:t xml:space="preserve">.</w:t>
       </w:r>
     </w:p>
-    <w:bookmarkEnd w:id="34"/>
-    <w:bookmarkEnd w:id="35"/>
+    <w:bookmarkEnd w:id="36"/>
+    <w:bookmarkEnd w:id="37"/>
     <w:sectPr>
       <w:footnotePr>
         <w:numRestart w:val="eachSect"/>

--- a/docs/GUIDE.docx
+++ b/docs/GUIDE.docx
@@ -1130,7 +1130,7 @@
       </w:r>
     </w:p>
     <w:bookmarkEnd w:id="15"/>
-    <w:bookmarkStart w:id="17" w:name="look-at-a-single-exposure"/>
+    <w:bookmarkStart w:id="17" w:name="X0e1e0c571ca400fd3dacbd838e3f4e00954ed15"/>
     <w:p>
       <w:pPr>
         <w:pStyle w:val="Heading2"/>
@@ -1521,7 +1521,7 @@
       </w:r>
     </w:p>
     <w:bookmarkEnd w:id="17"/>
-    <w:bookmarkStart w:id="19" w:name="find-the-exposures-you-care-about"/>
+    <w:bookmarkStart w:id="19" w:name="X30bd54fb20496b657f1771dd89e0a2527788507"/>
     <w:p>
       <w:pPr>
         <w:pStyle w:val="Heading2"/>
@@ -2293,7 +2293,7 @@
       </w:r>
     </w:p>
     <w:bookmarkEnd w:id="19"/>
-    <w:bookmarkStart w:id="21" w:name="correlate-telemetry-with-an-exposure"/>
+    <w:bookmarkStart w:id="21" w:name="Xb64e7ca60a40971612d54b5e2b20c9e40d860cd"/>
     <w:p>
       <w:pPr>
         <w:pStyle w:val="Heading2"/>
@@ -3201,7 +3201,7 @@
       </w:r>
     </w:p>
     <w:bookmarkEnd w:id="21"/>
-    <w:bookmarkStart w:id="24" w:name="X7e3c8770d9bff4d76863af2549f067f7448ebeb"/>
+    <w:bookmarkStart w:id="24" w:name="X05274bdde1e03a7b7514cd8ee2bb34b5d241af0"/>
     <w:p>
       <w:pPr>
         <w:pStyle w:val="Heading2"/>
@@ -4394,7 +4394,7 @@
       </w:r>
     </w:p>
     <w:bookmarkEnd w:id="24"/>
-    <w:bookmarkStart w:id="26" w:name="richer-per-exposure-results-harvest"/>
+    <w:bookmarkStart w:id="26" w:name="Xb8d6f6026aeb06a060fc4b4146681d08810f9d5"/>
     <w:p>
       <w:pPr>
         <w:pStyle w:val="Heading2"/>
@@ -5257,7 +5257,7 @@
       </w:r>
     </w:p>
     <w:bookmarkEnd w:id="26"/>
-    <w:bookmarkStart w:id="28" w:name="Xa9d689471387ec140b62d42ec9a04f5728e1aa0"/>
+    <w:bookmarkStart w:id="28" w:name="Xfb6f54c4e2552d01b0fea0940fdf730b0c40997"/>
     <w:p>
       <w:pPr>
         <w:pStyle w:val="Heading2"/>
@@ -6255,7 +6255,7 @@
       </w:r>
     </w:p>
     <w:bookmarkEnd w:id="28"/>
-    <w:bookmarkStart w:id="30" w:name="alarms"/>
+    <w:bookmarkStart w:id="30" w:name="Xea338e6dbea4ca87d32ea1e70ae7a6815915df5"/>
     <w:p>
       <w:pPr>
         <w:pStyle w:val="Heading2"/>
@@ -6671,7 +6671,7 @@
       </w:r>
     </w:p>
     <w:bookmarkEnd w:id="30"/>
-    <w:bookmarkStart w:id="32" w:name="drop-to-raw-sql-db.fetch_"/>
+    <w:bookmarkStart w:id="32" w:name="X33050c3ccc41bda4ef9103329ee497326a8ac29"/>
     <w:p>
       <w:pPr>
         <w:pStyle w:val="Heading2"/>
@@ -8589,7 +8589,7 @@
       </w:r>
     </w:p>
     <w:bookmarkEnd w:id="33"/>
-    <w:bookmarkStart w:id="36" w:name="pitfalls-tips"/>
+    <w:bookmarkStart w:id="36" w:name="pitfalls--tips"/>
     <w:p>
       <w:pPr>
         <w:pStyle w:val="Heading2"/>
